--- a/bai4.docx
+++ b/bai4.docx
@@ -105,20 +105,255 @@
         <w:keepLines w:val="0"/>
         <w:widowControl/>
         <w:suppressLineNumbers w:val="0"/>
-        <w:rPr>
-          <w:rFonts w:hint="default" w:ascii="Times New Roman" w:hAnsi="Times New Roman" w:cs="Times New Roman"/>
-          <w:sz w:val="28"/>
-          <w:szCs w:val="28"/>
-        </w:rPr>
-      </w:pPr>
-      <w:r>
-        <w:rPr>
-          <w:rStyle w:val="6"/>
-          <w:rFonts w:hint="default" w:ascii="Times New Roman" w:hAnsi="Times New Roman" w:cs="Times New Roman"/>
-          <w:sz w:val="28"/>
-          <w:szCs w:val="28"/>
-        </w:rPr>
-        <w:t>Phần 2 (Thiết kế):</w:t>
+        <w:bidi w:val="0"/>
+        <w:rPr>
+          <w:rFonts w:hint="default" w:ascii="Times New Roman" w:hAnsi="Times New Roman" w:cs="Times New Roman"/>
+          <w:sz w:val="28"/>
+          <w:szCs w:val="28"/>
+        </w:rPr>
+      </w:pPr>
+      <w:r>
+        <w:rPr>
+          <w:rFonts w:hint="default" w:ascii="Times New Roman" w:hAnsi="Times New Roman" w:cs="Times New Roman"/>
+          <w:sz w:val="28"/>
+          <w:szCs w:val="28"/>
+        </w:rPr>
+        <w:t>1. Chẩn đoán bằng Task Manager</w:t>
+      </w:r>
+    </w:p>
+    <w:p>
+      <w:pPr>
+        <w:keepNext w:val="0"/>
+        <w:keepLines w:val="0"/>
+        <w:widowControl/>
+        <w:numPr>
+          <w:ilvl w:val="0"/>
+          <w:numId w:val="1"/>
+        </w:numPr>
+        <w:suppressLineNumbers w:val="0"/>
+        <w:spacing w:before="0" w:beforeAutospacing="1" w:after="0" w:afterAutospacing="1"/>
+        <w:ind w:left="720" w:hanging="360"/>
+        <w:rPr>
+          <w:rFonts w:hint="default" w:ascii="Times New Roman" w:hAnsi="Times New Roman" w:cs="Times New Roman"/>
+          <w:sz w:val="28"/>
+          <w:szCs w:val="28"/>
+        </w:rPr>
+      </w:pPr>
+      <w:r>
+        <w:rPr>
+          <w:rStyle w:val="8"/>
+          <w:rFonts w:hint="default" w:ascii="Times New Roman" w:hAnsi="Times New Roman" w:cs="Times New Roman"/>
+          <w:sz w:val="28"/>
+          <w:szCs w:val="28"/>
+        </w:rPr>
+        <w:t>RAM ~98%, CPU thấp:</w:t>
+      </w:r>
+      <w:r>
+        <w:rPr>
+          <w:rFonts w:hint="default" w:ascii="Times New Roman" w:hAnsi="Times New Roman" w:cs="Times New Roman"/>
+          <w:sz w:val="28"/>
+          <w:szCs w:val="28"/>
+        </w:rPr>
+        <w:t xml:space="preserve"> CPU rảnh vì thiếu dữ liệu, </w:t>
+      </w:r>
+      <w:r>
+        <w:rPr>
+          <w:rStyle w:val="8"/>
+          <w:rFonts w:hint="default" w:ascii="Times New Roman" w:hAnsi="Times New Roman" w:cs="Times New Roman"/>
+          <w:sz w:val="28"/>
+          <w:szCs w:val="28"/>
+        </w:rPr>
+        <w:t>nút thắt là RAM</w:t>
+      </w:r>
+      <w:r>
+        <w:rPr>
+          <w:rFonts w:hint="default" w:ascii="Times New Roman" w:hAnsi="Times New Roman" w:cs="Times New Roman"/>
+          <w:sz w:val="28"/>
+          <w:szCs w:val="28"/>
+        </w:rPr>
+        <w:t>.</w:t>
+      </w:r>
+    </w:p>
+    <w:p>
+      <w:pPr>
+        <w:keepNext w:val="0"/>
+        <w:keepLines w:val="0"/>
+        <w:widowControl/>
+        <w:numPr>
+          <w:ilvl w:val="0"/>
+          <w:numId w:val="1"/>
+        </w:numPr>
+        <w:suppressLineNumbers w:val="0"/>
+        <w:spacing w:before="0" w:beforeAutospacing="1" w:after="0" w:afterAutospacing="1"/>
+        <w:ind w:left="720" w:hanging="360"/>
+        <w:rPr>
+          <w:rFonts w:hint="default" w:ascii="Times New Roman" w:hAnsi="Times New Roman" w:cs="Times New Roman"/>
+          <w:sz w:val="28"/>
+          <w:szCs w:val="28"/>
+        </w:rPr>
+      </w:pPr>
+      <w:r>
+        <w:rPr>
+          <w:rStyle w:val="8"/>
+          <w:rFonts w:hint="default" w:ascii="Times New Roman" w:hAnsi="Times New Roman" w:cs="Times New Roman"/>
+          <w:sz w:val="28"/>
+          <w:szCs w:val="28"/>
+        </w:rPr>
+        <w:t>Disk ~100% cùng lúc:</w:t>
+      </w:r>
+      <w:r>
+        <w:rPr>
+          <w:rFonts w:hint="default" w:ascii="Times New Roman" w:hAnsi="Times New Roman" w:cs="Times New Roman"/>
+          <w:sz w:val="28"/>
+          <w:szCs w:val="28"/>
+        </w:rPr>
+        <w:t xml:space="preserve"> HĐH đang đẩy dữ liệu qua lại giữa RAM và ổ đĩa (bộ nhớ ảo), ổ đĩa </w:t>
+      </w:r>
+      <w:bookmarkStart w:id="0" w:name="_GoBack"/>
+      <w:bookmarkEnd w:id="0"/>
+      <w:r>
+        <w:rPr>
+          <w:rFonts w:hint="default" w:ascii="Times New Roman" w:hAnsi="Times New Roman" w:cs="Times New Roman"/>
+          <w:sz w:val="28"/>
+          <w:szCs w:val="28"/>
+        </w:rPr>
+        <w:t>chậm hơn RAM rất nhiều nên máy treo.</w:t>
+      </w:r>
+    </w:p>
+    <w:p>
+      <w:pPr>
+        <w:keepNext w:val="0"/>
+        <w:keepLines w:val="0"/>
+        <w:widowControl/>
+        <w:numPr>
+          <w:ilvl w:val="0"/>
+          <w:numId w:val="1"/>
+        </w:numPr>
+        <w:suppressLineNumbers w:val="0"/>
+        <w:spacing w:before="0" w:beforeAutospacing="1" w:after="0" w:afterAutospacing="1"/>
+        <w:ind w:left="720" w:hanging="360"/>
+        <w:rPr>
+          <w:rFonts w:hint="default" w:ascii="Times New Roman" w:hAnsi="Times New Roman" w:cs="Times New Roman"/>
+          <w:sz w:val="28"/>
+          <w:szCs w:val="28"/>
+        </w:rPr>
+      </w:pPr>
+      <w:r>
+        <w:rPr>
+          <w:rFonts w:hint="default" w:ascii="Times New Roman" w:hAnsi="Times New Roman" w:cs="Times New Roman"/>
+          <w:sz w:val="28"/>
+          <w:szCs w:val="28"/>
+        </w:rPr>
+        <w:t>Kiểm tra tab Processes, cột Memory để xem Python và các app khác (Chrome, Zalo...) chiếm bao nhiêu.</w:t>
+      </w:r>
+    </w:p>
+    <w:p>
+      <w:pPr>
+        <w:pStyle w:val="3"/>
+        <w:keepNext w:val="0"/>
+        <w:keepLines w:val="0"/>
+        <w:widowControl/>
+        <w:suppressLineNumbers w:val="0"/>
+        <w:bidi w:val="0"/>
+        <w:jc w:val="left"/>
+        <w:rPr>
+          <w:rFonts w:hint="default" w:ascii="Times New Roman" w:hAnsi="Times New Roman" w:cs="Times New Roman"/>
+          <w:sz w:val="28"/>
+          <w:szCs w:val="28"/>
+          <w:lang w:val="en-US"/>
+        </w:rPr>
+      </w:pPr>
+      <w:r>
+        <w:rPr>
+          <w:rFonts w:hint="default" w:ascii="Times New Roman" w:hAnsi="Times New Roman" w:cs="Times New Roman"/>
+          <w:sz w:val="28"/>
+          <w:szCs w:val="28"/>
+        </w:rPr>
+        <w:br w:type="textWrapping"/>
+      </w:r>
+      <w:r>
+        <w:rPr>
+          <w:rFonts w:hint="default" w:ascii="Times New Roman" w:hAnsi="Times New Roman" w:cs="Times New Roman"/>
+          <w:sz w:val="28"/>
+          <w:szCs w:val="28"/>
+          <w:lang w:val="en-US"/>
+        </w:rPr>
+        <w:t>RAM(Bàn làm việc):</w:t>
+      </w:r>
+      <w:r>
+        <w:rPr>
+          <w:rFonts w:hint="default" w:ascii="Times New Roman" w:hAnsi="Times New Roman" w:cs="Times New Roman"/>
+          <w:sz w:val="28"/>
+          <w:szCs w:val="28"/>
+          <w:lang w:val="en-US"/>
+        </w:rPr>
+        <w:br w:type="textWrapping"/>
+      </w:r>
+      <w:r>
+        <w:rPr>
+          <w:rFonts w:hint="default" w:ascii="Times New Roman" w:hAnsi="Times New Roman" w:cs="Times New Roman"/>
+          <w:b w:val="0"/>
+          <w:bCs w:val="0"/>
+          <w:sz w:val="28"/>
+          <w:szCs w:val="28"/>
+          <w:lang w:val="en-US"/>
+        </w:rPr>
+        <w:t>nơi lưu trữ dữ liệu tạm thời,khả năng đa nhiệm để truy cập CPU truy xuất chạy nhanh nhược điểm khi tắt sẽ mất toàn bộ dữ liệu,dung lượng ít từ 4gb đến16gb</w:t>
+      </w:r>
+    </w:p>
+    <w:p>
+      <w:pPr>
+        <w:pStyle w:val="3"/>
+        <w:keepNext w:val="0"/>
+        <w:keepLines w:val="0"/>
+        <w:widowControl/>
+        <w:suppressLineNumbers w:val="0"/>
+        <w:bidi w:val="0"/>
+        <w:jc w:val="left"/>
+        <w:rPr>
+          <w:rFonts w:hint="default" w:cs="Times New Roman"/>
+          <w:sz w:val="28"/>
+          <w:szCs w:val="28"/>
+          <w:lang w:val="en-US"/>
+        </w:rPr>
+      </w:pPr>
+      <w:r>
+        <w:rPr>
+          <w:rFonts w:hint="default" w:ascii="Times New Roman" w:hAnsi="Times New Roman" w:cs="Times New Roman"/>
+          <w:sz w:val="28"/>
+          <w:szCs w:val="28"/>
+          <w:lang w:val="en-US"/>
+        </w:rPr>
+        <w:br w:type="textWrapping"/>
+      </w:r>
+      <w:r>
+        <w:rPr>
+          <w:rFonts w:hint="default" w:ascii="Times New Roman" w:hAnsi="Times New Roman" w:cs="Times New Roman"/>
+          <w:sz w:val="28"/>
+          <w:szCs w:val="28"/>
+          <w:lang w:val="en-US"/>
+        </w:rPr>
+        <w:t>Storage (Ngăn tủ):</w:t>
+      </w:r>
+      <w:r>
+        <w:rPr>
+          <w:rFonts w:hint="default" w:ascii="Times New Roman" w:hAnsi="Times New Roman" w:cs="Times New Roman"/>
+          <w:sz w:val="28"/>
+          <w:szCs w:val="28"/>
+          <w:lang w:val="en-US"/>
+        </w:rPr>
+        <w:br w:type="textWrapping"/>
+      </w:r>
+      <w:r>
+        <w:rPr>
+          <w:rFonts w:hint="default" w:ascii="Times New Roman" w:hAnsi="Times New Roman" w:cs="Times New Roman"/>
+          <w:b w:val="0"/>
+          <w:bCs w:val="0"/>
+          <w:sz w:val="28"/>
+          <w:szCs w:val="28"/>
+          <w:lang w:val="en-US"/>
+        </w:rPr>
+        <w:t>nơi chứa dữ liệu lâu dài khi chủ động xóa,chậm nhưng vẫn giữ tài liệu khi tắt máy,dung lượng lớn trên 256gb-vài TB.</w:t>
       </w:r>
     </w:p>
     <w:p>
@@ -132,53 +367,118 @@
           <w:rFonts w:hint="default" w:ascii="Times New Roman" w:hAnsi="Times New Roman" w:cs="Times New Roman"/>
           <w:sz w:val="28"/>
           <w:szCs w:val="28"/>
-        </w:rPr>
-      </w:pPr>
-      <w:r>
-        <w:rPr>
-          <w:rFonts w:hint="default" w:ascii="Times New Roman" w:hAnsi="Times New Roman" w:cs="Times New Roman"/>
-          <w:sz w:val="28"/>
-          <w:szCs w:val="28"/>
-        </w:rPr>
-        <w:t xml:space="preserve">Vẽ lại sơ đồ Cây thư mục (File Tree) mới trên ổ D: theo đúng </w:t>
-      </w:r>
-      <w:r>
-        <w:rPr>
-          <w:rStyle w:val="8"/>
-          <w:rFonts w:hint="default" w:ascii="Times New Roman" w:hAnsi="Times New Roman" w:cs="Times New Roman"/>
-          <w:sz w:val="28"/>
-          <w:szCs w:val="28"/>
-        </w:rPr>
-        <w:t>quy tắc 4 trụ cột</w:t>
-      </w:r>
-      <w:r>
-        <w:rPr>
-          <w:rFonts w:hint="default" w:ascii="Times New Roman" w:hAnsi="Times New Roman" w:cs="Times New Roman"/>
-          <w:sz w:val="28"/>
-          <w:szCs w:val="28"/>
-        </w:rPr>
-        <w:t xml:space="preserve"> và Naming Convention chuẩn </w:t>
-      </w:r>
-      <w:r>
-        <w:rPr>
-          <w:rStyle w:val="8"/>
-          <w:rFonts w:hint="default" w:ascii="Times New Roman" w:hAnsi="Times New Roman" w:cs="Times New Roman"/>
-          <w:sz w:val="28"/>
-          <w:szCs w:val="28"/>
-        </w:rPr>
-        <w:t>kebab-case</w:t>
-      </w:r>
-      <w:r>
-        <w:rPr>
-          <w:rFonts w:hint="default" w:ascii="Times New Roman" w:hAnsi="Times New Roman" w:cs="Times New Roman"/>
-          <w:sz w:val="28"/>
-          <w:szCs w:val="28"/>
-        </w:rPr>
-        <w:t>.</w:t>
+          <w:lang w:val="en-US"/>
+        </w:rPr>
+      </w:pPr>
+      <w:r>
+        <w:rPr>
+          <w:rFonts w:hint="default" w:cs="Times New Roman"/>
+          <w:sz w:val="28"/>
+          <w:szCs w:val="28"/>
+          <w:lang w:val="en-US"/>
+        </w:rPr>
+        <w:br w:type="textWrapping"/>
       </w:r>
     </w:p>
     <w:p>
       <w:pPr>
+        <w:pStyle w:val="3"/>
+        <w:keepNext w:val="0"/>
+        <w:keepLines w:val="0"/>
+        <w:widowControl/>
+        <w:suppressLineNumbers w:val="0"/>
+        <w:rPr>
+          <w:rFonts w:hint="default" w:ascii="Times New Roman" w:hAnsi="Times New Roman" w:cs="Times New Roman"/>
+          <w:sz w:val="28"/>
+          <w:szCs w:val="28"/>
+        </w:rPr>
+      </w:pPr>
+      <w:r>
+        <w:rPr>
+          <w:rStyle w:val="6"/>
+          <w:rFonts w:hint="default" w:ascii="Times New Roman" w:hAnsi="Times New Roman" w:cs="Times New Roman"/>
+          <w:sz w:val="28"/>
+          <w:szCs w:val="28"/>
+        </w:rPr>
+        <w:t>Phần 2 (Thiết kế):</w:t>
+      </w:r>
+    </w:p>
+    <w:p>
+      <w:pPr>
+        <w:pStyle w:val="7"/>
+        <w:keepNext w:val="0"/>
+        <w:keepLines w:val="0"/>
+        <w:widowControl/>
+        <w:suppressLineNumbers w:val="0"/>
+        <w:rPr>
+          <w:rFonts w:hint="default" w:ascii="Times New Roman" w:hAnsi="Times New Roman" w:cs="Times New Roman"/>
+          <w:sz w:val="28"/>
+          <w:szCs w:val="28"/>
+          <w:lang w:val="en-US"/>
+        </w:rPr>
+      </w:pPr>
+      <w:r>
+        <w:rPr>
+          <w:rFonts w:hint="default" w:ascii="Times New Roman" w:hAnsi="Times New Roman" w:cs="Times New Roman"/>
+          <w:sz w:val="28"/>
+          <w:szCs w:val="28"/>
+        </w:rPr>
+        <w:t xml:space="preserve">Vẽ lại sơ đồ Cây thư mục (File Tree) mới trên ổ D: theo đúng </w:t>
+      </w:r>
+      <w:r>
+        <w:rPr>
+          <w:rStyle w:val="8"/>
+          <w:rFonts w:hint="default" w:ascii="Times New Roman" w:hAnsi="Times New Roman" w:cs="Times New Roman"/>
+          <w:sz w:val="28"/>
+          <w:szCs w:val="28"/>
+        </w:rPr>
+        <w:t>quy tắc 4 trụ cột</w:t>
+      </w:r>
+      <w:r>
+        <w:rPr>
+          <w:rFonts w:hint="default" w:ascii="Times New Roman" w:hAnsi="Times New Roman" w:cs="Times New Roman"/>
+          <w:sz w:val="28"/>
+          <w:szCs w:val="28"/>
+        </w:rPr>
+        <w:t xml:space="preserve"> và Naming Convention chuẩn </w:t>
+      </w:r>
+      <w:r>
+        <w:rPr>
+          <w:rStyle w:val="8"/>
+          <w:rFonts w:hint="default" w:ascii="Times New Roman" w:hAnsi="Times New Roman" w:cs="Times New Roman"/>
+          <w:sz w:val="28"/>
+          <w:szCs w:val="28"/>
+        </w:rPr>
+        <w:t>kebab-case</w:t>
+      </w:r>
+      <w:r>
+        <w:rPr>
+          <w:rFonts w:hint="default" w:ascii="Times New Roman" w:hAnsi="Times New Roman" w:cs="Times New Roman"/>
+          <w:sz w:val="28"/>
+          <w:szCs w:val="28"/>
+        </w:rPr>
+        <w:t>.</w:t>
+      </w:r>
+      <w:r>
+        <w:rPr>
+          <w:rFonts w:hint="default" w:ascii="Times New Roman" w:hAnsi="Times New Roman" w:cs="Times New Roman"/>
+          <w:sz w:val="28"/>
+          <w:szCs w:val="28"/>
+        </w:rPr>
+        <w:br w:type="textWrapping"/>
+      </w:r>
+      <w:r>
+        <w:rPr>
+          <w:rFonts w:hint="default" w:cs="Times New Roman"/>
+          <w:sz w:val="28"/>
+          <w:szCs w:val="28"/>
+          <w:lang w:val="en-US"/>
+        </w:rPr>
+        <w:t>D:\IT108-K26-session_02\codex\index.html</w:t>
+      </w:r>
+    </w:p>
+    <w:p>
+      <w:pPr>
         <w:rPr>
           <w:rFonts w:hint="default"/>
           <w:lang w:val="en-US"/>
@@ -187,8 +487,6 @@
       <w:r>
         <w:br w:type="textWrapping"/>
       </w:r>
-      <w:bookmarkStart w:id="0" w:name="_GoBack"/>
-      <w:bookmarkEnd w:id="0"/>
     </w:p>
     <w:sectPr>
       <w:pgSz w:w="11906" w:h="16838"/>
@@ -198,6 +496,163 @@
     </w:sectPr>
   </w:body>
 </w:document>
+</file>
+
+<file path=word/numbering.xml><?xml version="1.0" encoding="utf-8"?>
+<w:numbering xmlns:wpc="http://schemas.microsoft.com/office/word/2010/wordprocessingCanvas" xmlns:mc="http://schemas.openxmlformats.org/markup-compatibility/2006" xmlns:o="urn:schemas-microsoft-com:office:office" xmlns:r="http://schemas.openxmlformats.org/officeDocument/2006/relationships" xmlns:m="http://schemas.openxmlformats.org/officeDocument/2006/math" xmlns:v="urn:schemas-microsoft-com:vml" xmlns:wp14="http://schemas.microsoft.com/office/word/2010/wordprocessingDrawing" xmlns:wp="http://schemas.openxmlformats.org/drawingml/2006/wordprocessingDrawing" xmlns:w10="urn:schemas-microsoft-com:office:word" xmlns:w="http://schemas.openxmlformats.org/wordprocessingml/2006/main" xmlns:w14="http://schemas.microsoft.com/office/word/2010/wordml" xmlns:wpg="http://schemas.microsoft.com/office/word/2010/wordprocessingGroup" xmlns:wpi="http://schemas.microsoft.com/office/word/2010/wordprocessingInk" xmlns:wne="http://schemas.microsoft.com/office/word/2006/wordml" xmlns:wps="http://schemas.microsoft.com/office/word/2010/wordprocessingShape" xmlns:wpsCustomData="http://www.wps.cn/officeDocument/2013/wpsCustomData" mc:Ignorable="w14 wp14">
+  <w:abstractNum w:abstractNumId="0">
+    <w:nsid w:val="60B0F20E"/>
+    <w:multiLevelType w:val="multilevel"/>
+    <w:tmpl w:val="60B0F20E"/>
+    <w:lvl w:ilvl="0" w:tentative="0">
+      <w:start w:val="1"/>
+      <w:numFmt w:val="bullet"/>
+      <w:lvlText w:val=""/>
+      <w:lvlJc w:val="left"/>
+      <w:pPr>
+        <w:tabs>
+          <w:tab w:val="left" w:pos="720"/>
+        </w:tabs>
+        <w:ind w:left="720" w:hanging="360"/>
+      </w:pPr>
+      <w:rPr>
+        <w:rFonts w:ascii="Symbol" w:hAnsi="Symbol" w:cs="Symbol"/>
+        <w:sz w:val="20"/>
+      </w:rPr>
+    </w:lvl>
+    <w:lvl w:ilvl="1" w:tentative="0">
+      <w:start w:val="1"/>
+      <w:numFmt w:val="bullet"/>
+      <w:lvlText w:val="o"/>
+      <w:lvlJc w:val="left"/>
+      <w:pPr>
+        <w:tabs>
+          <w:tab w:val="left" w:pos="1440"/>
+        </w:tabs>
+        <w:ind w:left="1440" w:hanging="360"/>
+      </w:pPr>
+      <w:rPr>
+        <w:rFonts w:ascii="Courier New" w:hAnsi="Courier New" w:cs="Courier New"/>
+        <w:sz w:val="20"/>
+      </w:rPr>
+    </w:lvl>
+    <w:lvl w:ilvl="2" w:tentative="0">
+      <w:start w:val="1"/>
+      <w:numFmt w:val="bullet"/>
+      <w:lvlText w:val=""/>
+      <w:lvlJc w:val="left"/>
+      <w:pPr>
+        <w:tabs>
+          <w:tab w:val="left" w:pos="2160"/>
+        </w:tabs>
+        <w:ind w:left="2160" w:hanging="360"/>
+      </w:pPr>
+      <w:rPr>
+        <w:rFonts w:ascii="Wingdings" w:hAnsi="Wingdings" w:cs="Wingdings"/>
+        <w:sz w:val="20"/>
+      </w:rPr>
+    </w:lvl>
+    <w:lvl w:ilvl="3" w:tentative="0">
+      <w:start w:val="1"/>
+      <w:numFmt w:val="bullet"/>
+      <w:lvlText w:val=""/>
+      <w:lvlJc w:val="left"/>
+      <w:pPr>
+        <w:tabs>
+          <w:tab w:val="left" w:pos="2880"/>
+        </w:tabs>
+        <w:ind w:left="2880" w:hanging="360"/>
+      </w:pPr>
+      <w:rPr>
+        <w:rFonts w:hint="default" w:ascii="Wingdings" w:hAnsi="Wingdings" w:cs="Wingdings"/>
+        <w:sz w:val="20"/>
+      </w:rPr>
+    </w:lvl>
+    <w:lvl w:ilvl="4" w:tentative="0">
+      <w:start w:val="1"/>
+      <w:numFmt w:val="bullet"/>
+      <w:lvlText w:val=""/>
+      <w:lvlJc w:val="left"/>
+      <w:pPr>
+        <w:tabs>
+          <w:tab w:val="left" w:pos="3600"/>
+        </w:tabs>
+        <w:ind w:left="3600" w:hanging="360"/>
+      </w:pPr>
+      <w:rPr>
+        <w:rFonts w:hint="default" w:ascii="Wingdings" w:hAnsi="Wingdings" w:cs="Wingdings"/>
+        <w:sz w:val="20"/>
+      </w:rPr>
+    </w:lvl>
+    <w:lvl w:ilvl="5" w:tentative="0">
+      <w:start w:val="1"/>
+      <w:numFmt w:val="bullet"/>
+      <w:lvlText w:val=""/>
+      <w:lvlJc w:val="left"/>
+      <w:pPr>
+        <w:tabs>
+          <w:tab w:val="left" w:pos="4320"/>
+        </w:tabs>
+        <w:ind w:left="4320" w:hanging="360"/>
+      </w:pPr>
+      <w:rPr>
+        <w:rFonts w:hint="default" w:ascii="Wingdings" w:hAnsi="Wingdings" w:cs="Wingdings"/>
+        <w:sz w:val="20"/>
+      </w:rPr>
+    </w:lvl>
+    <w:lvl w:ilvl="6" w:tentative="0">
+      <w:start w:val="1"/>
+      <w:numFmt w:val="bullet"/>
+      <w:lvlText w:val=""/>
+      <w:lvlJc w:val="left"/>
+      <w:pPr>
+        <w:tabs>
+          <w:tab w:val="left" w:pos="5040"/>
+        </w:tabs>
+        <w:ind w:left="5040" w:hanging="360"/>
+      </w:pPr>
+      <w:rPr>
+        <w:rFonts w:hint="default" w:ascii="Wingdings" w:hAnsi="Wingdings" w:cs="Wingdings"/>
+        <w:sz w:val="20"/>
+      </w:rPr>
+    </w:lvl>
+    <w:lvl w:ilvl="7" w:tentative="0">
+      <w:start w:val="1"/>
+      <w:numFmt w:val="bullet"/>
+      <w:lvlText w:val=""/>
+      <w:lvlJc w:val="left"/>
+      <w:pPr>
+        <w:tabs>
+          <w:tab w:val="left" w:pos="5760"/>
+        </w:tabs>
+        <w:ind w:left="5760" w:hanging="360"/>
+      </w:pPr>
+      <w:rPr>
+        <w:rFonts w:hint="default" w:ascii="Wingdings" w:hAnsi="Wingdings" w:cs="Wingdings"/>
+        <w:sz w:val="20"/>
+      </w:rPr>
+    </w:lvl>
+    <w:lvl w:ilvl="8" w:tentative="0">
+      <w:start w:val="1"/>
+      <w:numFmt w:val="bullet"/>
+      <w:lvlText w:val=""/>
+      <w:lvlJc w:val="left"/>
+      <w:pPr>
+        <w:tabs>
+          <w:tab w:val="left" w:pos="6480"/>
+        </w:tabs>
+        <w:ind w:left="6480" w:hanging="360"/>
+      </w:pPr>
+      <w:rPr>
+        <w:rFonts w:hint="default" w:ascii="Wingdings" w:hAnsi="Wingdings" w:cs="Wingdings"/>
+        <w:sz w:val="20"/>
+      </w:rPr>
+    </w:lvl>
+  </w:abstractNum>
+  <w:num w:numId="1">
+    <w:abstractNumId w:val="0"/>
+  </w:num>
+</w:numbering>
 </file>
 
 <file path=word/styles.xml><?xml version="1.0" encoding="utf-8"?>
@@ -303,7 +758,7 @@
     <w:lsdException w:unhideWhenUsed="0" w:uiPriority="0" w:semiHidden="0" w:name="Document Map"/>
     <w:lsdException w:unhideWhenUsed="0" w:uiPriority="0" w:semiHidden="0" w:name="Plain Text"/>
     <w:lsdException w:unhideWhenUsed="0" w:uiPriority="0" w:semiHidden="0" w:name="E-mail Signature"/>
-    <w:lsdException w:unhideWhenUsed="0" w:uiPriority="0" w:semiHidden="0" w:name="Normal (Web)"/>
+    <w:lsdException w:qFormat="1" w:unhideWhenUsed="0" w:uiPriority="0" w:semiHidden="0" w:name="Normal (Web)"/>
     <w:lsdException w:unhideWhenUsed="0" w:uiPriority="0" w:semiHidden="0" w:name="HTML Acronym"/>
     <w:lsdException w:unhideWhenUsed="0" w:uiPriority="0" w:semiHidden="0" w:name="HTML Address"/>
     <w:lsdException w:unhideWhenUsed="0" w:uiPriority="0" w:semiHidden="0" w:name="HTML Cite"/>
@@ -314,7 +769,7 @@
     <w:lsdException w:unhideWhenUsed="0" w:uiPriority="0" w:semiHidden="0" w:name="HTML Sample"/>
     <w:lsdException w:unhideWhenUsed="0" w:uiPriority="0" w:semiHidden="0" w:name="HTML Typewriter"/>
     <w:lsdException w:unhideWhenUsed="0" w:uiPriority="0" w:semiHidden="0" w:name="HTML Variable"/>
-    <w:lsdException w:unhideWhenUsed="0" w:uiPriority="0" w:name="Normal Table"/>
+    <w:lsdException w:qFormat="1" w:unhideWhenUsed="0" w:uiPriority="0" w:name="Normal Table"/>
     <w:lsdException w:unhideWhenUsed="0" w:uiPriority="0" w:semiHidden="0" w:name="annotation subject"/>
     <w:lsdException w:unhideWhenUsed="0" w:uiPriority="0" w:semiHidden="0" w:name="Table Simple 1"/>
     <w:lsdException w:unhideWhenUsed="0" w:uiPriority="0" w:semiHidden="0" w:name="Table Simple 2"/>
@@ -520,6 +975,7 @@
   <w:style w:type="table" w:default="1" w:styleId="5">
     <w:name w:val="Normal Table"/>
     <w:semiHidden/>
+    <w:qFormat/>
     <w:uiPriority w:val="0"/>
     <w:tblPr>
       <w:tblCellMar>
@@ -542,6 +998,7 @@
   </w:style>
   <w:style w:type="paragraph" w:styleId="7">
     <w:name w:val="Normal (Web)"/>
+    <w:qFormat/>
     <w:uiPriority w:val="0"/>
     <w:pPr>
       <w:spacing w:before="0" w:beforeAutospacing="1" w:after="0" w:afterAutospacing="1"/>
@@ -549,6 +1006,7 @@
       <w:jc w:val="left"/>
     </w:pPr>
     <w:rPr>
+      <w:rFonts w:ascii="Times New Roman" w:hAnsi="Times New Roman" w:eastAsia="SimSun" w:cs="Times New Roman"/>
       <w:kern w:val="0"/>
       <w:sz w:val="24"/>
       <w:szCs w:val="24"/>

--- a/bai4.docx
+++ b/bai4.docx
@@ -104,138 +104,162 @@
         <w:keepNext w:val="0"/>
         <w:keepLines w:val="0"/>
         <w:widowControl/>
-        <w:suppressLineNumbers w:val="0"/>
-        <w:bidi w:val="0"/>
-        <w:rPr>
-          <w:rFonts w:hint="default" w:ascii="Times New Roman" w:hAnsi="Times New Roman" w:cs="Times New Roman"/>
-          <w:sz w:val="28"/>
-          <w:szCs w:val="28"/>
-        </w:rPr>
-      </w:pPr>
-      <w:r>
-        <w:rPr>
-          <w:rFonts w:hint="default" w:ascii="Times New Roman" w:hAnsi="Times New Roman" w:cs="Times New Roman"/>
-          <w:sz w:val="28"/>
-          <w:szCs w:val="28"/>
-        </w:rPr>
-        <w:t>1. Chẩn đoán bằng Task Manager</w:t>
-      </w:r>
-    </w:p>
-    <w:p>
-      <w:pPr>
-        <w:keepNext w:val="0"/>
-        <w:keepLines w:val="0"/>
-        <w:widowControl/>
         <w:numPr>
           <w:ilvl w:val="0"/>
           <w:numId w:val="1"/>
         </w:numPr>
         <w:suppressLineNumbers w:val="0"/>
-        <w:spacing w:before="0" w:beforeAutospacing="1" w:after="0" w:afterAutospacing="1"/>
-        <w:ind w:left="720" w:hanging="360"/>
-        <w:rPr>
-          <w:rFonts w:hint="default" w:ascii="Times New Roman" w:hAnsi="Times New Roman" w:cs="Times New Roman"/>
+        <w:bidi w:val="0"/>
+        <w:rPr>
+          <w:rFonts w:hint="default" w:ascii="Times New Roman" w:hAnsi="Times New Roman" w:cs="Times New Roman"/>
+          <w:b w:val="0"/>
+          <w:bCs w:val="0"/>
           <w:sz w:val="28"/>
           <w:szCs w:val="28"/>
         </w:rPr>
       </w:pPr>
       <w:r>
         <w:rPr>
-          <w:rStyle w:val="8"/>
-          <w:rFonts w:hint="default" w:ascii="Times New Roman" w:hAnsi="Times New Roman" w:cs="Times New Roman"/>
-          <w:sz w:val="28"/>
-          <w:szCs w:val="28"/>
-        </w:rPr>
-        <w:t>RAM ~98%, CPU thấp:</w:t>
-      </w:r>
-      <w:r>
-        <w:rPr>
-          <w:rFonts w:hint="default" w:ascii="Times New Roman" w:hAnsi="Times New Roman" w:cs="Times New Roman"/>
-          <w:sz w:val="28"/>
-          <w:szCs w:val="28"/>
-        </w:rPr>
-        <w:t xml:space="preserve"> CPU rảnh vì thiếu dữ liệu, </w:t>
-      </w:r>
-      <w:r>
-        <w:rPr>
-          <w:rStyle w:val="8"/>
-          <w:rFonts w:hint="default" w:ascii="Times New Roman" w:hAnsi="Times New Roman" w:cs="Times New Roman"/>
-          <w:sz w:val="28"/>
-          <w:szCs w:val="28"/>
-        </w:rPr>
-        <w:t>nút thắt là RAM</w:t>
-      </w:r>
-      <w:r>
-        <w:rPr>
-          <w:rFonts w:hint="default" w:ascii="Times New Roman" w:hAnsi="Times New Roman" w:cs="Times New Roman"/>
-          <w:sz w:val="28"/>
-          <w:szCs w:val="28"/>
-        </w:rPr>
-        <w:t>.</w:t>
+          <w:rFonts w:hint="default" w:ascii="Times New Roman" w:hAnsi="Times New Roman" w:cs="Times New Roman"/>
+          <w:sz w:val="28"/>
+          <w:szCs w:val="28"/>
+        </w:rPr>
+        <w:t>Chẩn đoán bằng Task Manager</w:t>
       </w:r>
     </w:p>
     <w:p>
       <w:pPr>
+        <w:pStyle w:val="3"/>
         <w:keepNext w:val="0"/>
         <w:keepLines w:val="0"/>
         <w:widowControl/>
         <w:numPr>
-          <w:ilvl w:val="0"/>
-          <w:numId w:val="1"/>
+          <w:numId w:val="0"/>
         </w:numPr>
         <w:suppressLineNumbers w:val="0"/>
-        <w:spacing w:before="0" w:beforeAutospacing="1" w:after="0" w:afterAutospacing="1"/>
-        <w:ind w:left="720" w:hanging="360"/>
-        <w:rPr>
-          <w:rFonts w:hint="default" w:ascii="Times New Roman" w:hAnsi="Times New Roman" w:cs="Times New Roman"/>
-          <w:sz w:val="28"/>
-          <w:szCs w:val="28"/>
+        <w:bidi w:val="0"/>
+        <w:outlineLvl w:val="2"/>
+        <w:rPr>
+          <w:rFonts w:hint="default" w:ascii="Times New Roman" w:hAnsi="Times New Roman" w:cs="Times New Roman"/>
+          <w:b w:val="0"/>
+          <w:bCs w:val="0"/>
+          <w:sz w:val="28"/>
+          <w:szCs w:val="28"/>
+          <w:lang w:val="en-US"/>
         </w:rPr>
       </w:pPr>
       <w:r>
         <w:rPr>
+          <w:rFonts w:hint="default" w:ascii="Times New Roman" w:hAnsi="Times New Roman" w:eastAsia="SimSun" w:cs="Times New Roman"/>
+          <w:b w:val="0"/>
+          <w:bCs w:val="0"/>
+          <w:sz w:val="28"/>
+          <w:szCs w:val="28"/>
+        </w:rPr>
+        <w:t xml:space="preserve">20 tab Chrome cộng VS Code </w:t>
+      </w:r>
+      <w:r>
+        <w:rPr>
+          <w:rFonts w:hint="default" w:ascii="Times New Roman" w:hAnsi="Times New Roman" w:cs="Times New Roman"/>
+          <w:b w:val="0"/>
+          <w:bCs w:val="0"/>
+          <w:sz w:val="28"/>
+          <w:szCs w:val="28"/>
+          <w:lang w:val="en-US"/>
+        </w:rPr>
+        <w:t xml:space="preserve">dẫn đến </w:t>
+      </w:r>
+      <w:r>
+        <w:rPr>
+          <w:rFonts w:hint="default" w:ascii="Times New Roman" w:hAnsi="Times New Roman" w:eastAsia="SimSun" w:cs="Times New Roman"/>
+          <w:b w:val="0"/>
+          <w:bCs w:val="0"/>
+          <w:sz w:val="28"/>
+          <w:szCs w:val="28"/>
+        </w:rPr>
+        <w:t>RAM gần đầy</w:t>
+      </w:r>
+      <w:r>
+        <w:rPr>
+          <w:rFonts w:hint="default" w:ascii="Times New Roman" w:hAnsi="Times New Roman" w:cs="Times New Roman"/>
+          <w:b w:val="0"/>
+          <w:bCs w:val="0"/>
+          <w:sz w:val="28"/>
+          <w:szCs w:val="28"/>
+          <w:lang w:val="en-US"/>
+        </w:rPr>
+        <w:t xml:space="preserve"> thêm window nên đã vượt quas 8gb của RAM = &gt;giật lag.</w:t>
+      </w:r>
+      <w:r>
+        <w:rPr>
+          <w:rFonts w:hint="default" w:ascii="Times New Roman" w:hAnsi="Times New Roman" w:eastAsia="SimSun" w:cs="Times New Roman"/>
+          <w:b w:val="0"/>
+          <w:bCs w:val="0"/>
+          <w:sz w:val="24"/>
+          <w:szCs w:val="24"/>
+        </w:rPr>
+        <w:t>Lúc đó Windows</w:t>
+      </w:r>
+      <w:r>
+        <w:rPr>
+          <w:rFonts w:hint="default" w:ascii="Times New Roman" w:hAnsi="Times New Roman" w:cs="Times New Roman"/>
+          <w:b w:val="0"/>
+          <w:bCs w:val="0"/>
+          <w:sz w:val="24"/>
+          <w:szCs w:val="24"/>
+          <w:lang w:val="en-US"/>
+        </w:rPr>
+        <w:t xml:space="preserve"> buộc</w:t>
+      </w:r>
+      <w:r>
+        <w:rPr>
+          <w:rFonts w:hint="default" w:ascii="Times New Roman" w:hAnsi="Times New Roman" w:eastAsia="SimSun" w:cs="Times New Roman"/>
+          <w:b w:val="0"/>
+          <w:bCs w:val="0"/>
+          <w:sz w:val="24"/>
+          <w:szCs w:val="24"/>
+        </w:rPr>
+        <w:t xml:space="preserve"> phải mượn SSD làm bộ nhớ tạm, chậm hơn RAM nhiều lần nên máy đứng. Task Manager sẽ thấy Memory 90-98%, Disk tăng vọt, CPU không cao. Nút thắt là </w:t>
+      </w:r>
+      <w:r>
+        <w:rPr>
           <w:rStyle w:val="8"/>
-          <w:rFonts w:hint="default" w:ascii="Times New Roman" w:hAnsi="Times New Roman" w:cs="Times New Roman"/>
-          <w:sz w:val="28"/>
-          <w:szCs w:val="28"/>
-        </w:rPr>
-        <w:t>Disk ~100% cùng lúc:</w:t>
-      </w:r>
-      <w:r>
-        <w:rPr>
-          <w:rFonts w:hint="default" w:ascii="Times New Roman" w:hAnsi="Times New Roman" w:cs="Times New Roman"/>
-          <w:sz w:val="28"/>
-          <w:szCs w:val="28"/>
-        </w:rPr>
-        <w:t xml:space="preserve"> HĐH đang đẩy dữ liệu qua lại giữa RAM và ổ đĩa (bộ nhớ ảo), ổ đĩa </w:t>
-      </w:r>
-      <w:bookmarkStart w:id="0" w:name="_GoBack"/>
-      <w:bookmarkEnd w:id="0"/>
-      <w:r>
-        <w:rPr>
-          <w:rFonts w:hint="default" w:ascii="Times New Roman" w:hAnsi="Times New Roman" w:cs="Times New Roman"/>
-          <w:sz w:val="28"/>
-          <w:szCs w:val="28"/>
-        </w:rPr>
-        <w:t>chậm hơn RAM rất nhiều nên máy treo.</w:t>
+          <w:rFonts w:hint="default" w:ascii="Times New Roman" w:hAnsi="Times New Roman" w:eastAsia="SimSun" w:cs="Times New Roman"/>
+          <w:b w:val="0"/>
+          <w:bCs w:val="0"/>
+          <w:sz w:val="24"/>
+          <w:szCs w:val="24"/>
+        </w:rPr>
+        <w:t>RAM</w:t>
+      </w:r>
+      <w:r>
+        <w:rPr>
+          <w:rFonts w:hint="default" w:ascii="Times New Roman" w:hAnsi="Times New Roman" w:eastAsia="SimSun" w:cs="Times New Roman"/>
+          <w:b w:val="0"/>
+          <w:bCs w:val="0"/>
+          <w:sz w:val="24"/>
+          <w:szCs w:val="24"/>
+        </w:rPr>
+        <w:t>, không phải CPU hay dung lượng SSD.</w:t>
       </w:r>
     </w:p>
     <w:p>
       <w:pPr>
+        <w:pStyle w:val="3"/>
         <w:keepNext w:val="0"/>
         <w:keepLines w:val="0"/>
         <w:widowControl/>
         <w:numPr>
-          <w:ilvl w:val="0"/>
-          <w:numId w:val="1"/>
+          <w:numId w:val="0"/>
         </w:numPr>
         <w:suppressLineNumbers w:val="0"/>
-        <w:spacing w:before="0" w:beforeAutospacing="1" w:after="0" w:afterAutospacing="1"/>
-        <w:ind w:left="720" w:hanging="360"/>
-        <w:rPr>
-          <w:rFonts w:hint="default" w:ascii="Times New Roman" w:hAnsi="Times New Roman" w:cs="Times New Roman"/>
-          <w:sz w:val="28"/>
-          <w:szCs w:val="28"/>
+        <w:bidi w:val="0"/>
+        <w:outlineLvl w:val="2"/>
+        <w:rPr>
+          <w:rFonts w:hint="default" w:ascii="Times New Roman" w:hAnsi="Times New Roman" w:cs="Times New Roman"/>
+          <w:sz w:val="28"/>
+          <w:szCs w:val="28"/>
+          <w:lang w:val="en-US"/>
         </w:rPr>
       </w:pPr>
       <w:r>
@@ -244,7 +268,36 @@
           <w:sz w:val="28"/>
           <w:szCs w:val="28"/>
         </w:rPr>
-        <w:t>Kiểm tra tab Processes, cột Memory để xem Python và các app khác (Chrome, Zalo...) chiếm bao nhiêu.</w:t>
+        <w:br w:type="textWrapping"/>
+      </w:r>
+      <w:r>
+        <w:rPr>
+          <w:rFonts w:hint="default" w:ascii="Times New Roman" w:hAnsi="Times New Roman" w:cs="Times New Roman"/>
+          <w:sz w:val="28"/>
+          <w:szCs w:val="28"/>
+          <w:lang w:val="en-US"/>
+        </w:rPr>
+        <w:t>RAM(Bàn làm việc):</w:t>
+      </w:r>
+      <w:r>
+        <w:rPr>
+          <w:rFonts w:hint="default" w:ascii="Times New Roman" w:hAnsi="Times New Roman" w:cs="Times New Roman"/>
+          <w:sz w:val="28"/>
+          <w:szCs w:val="28"/>
+          <w:lang w:val="en-US"/>
+        </w:rPr>
+        <w:br w:type="textWrapping"/>
+      </w:r>
+      <w:r>
+        <w:rPr>
+          <w:rFonts w:hint="default" w:ascii="Times New Roman" w:hAnsi="Times New Roman" w:cs="Times New Roman"/>
+          <w:b w:val="0"/>
+          <w:bCs w:val="0"/>
+          <w:sz w:val="28"/>
+          <w:szCs w:val="28"/>
+          <w:lang w:val="en-US"/>
+        </w:rPr>
+        <w:t>nơi lưu trữ dữ liệu tạm thời,khả năng đa nhiệm để truy cập CPU truy xuất chạy nhanh nhược điểm khi tắt sẽ mất toàn bộ dữ liệu,dung lượng ít từ 4gb đến16gb</w:t>
       </w:r>
     </w:p>
     <w:p>
@@ -257,7 +310,7 @@
         <w:bidi w:val="0"/>
         <w:jc w:val="left"/>
         <w:rPr>
-          <w:rFonts w:hint="default" w:ascii="Times New Roman" w:hAnsi="Times New Roman" w:cs="Times New Roman"/>
+          <w:rFonts w:hint="default" w:cs="Times New Roman"/>
           <w:sz w:val="28"/>
           <w:szCs w:val="28"/>
           <w:lang w:val="en-US"/>
@@ -268,6 +321,7 @@
           <w:rFonts w:hint="default" w:ascii="Times New Roman" w:hAnsi="Times New Roman" w:cs="Times New Roman"/>
           <w:sz w:val="28"/>
           <w:szCs w:val="28"/>
+          <w:lang w:val="en-US"/>
         </w:rPr>
         <w:br w:type="textWrapping"/>
       </w:r>
@@ -278,7 +332,7 @@
           <w:szCs w:val="28"/>
           <w:lang w:val="en-US"/>
         </w:rPr>
-        <w:t>RAM(Bàn làm việc):</w:t>
+        <w:t>Storage (Ngăn tủ):</w:t>
       </w:r>
       <w:r>
         <w:rPr>
@@ -298,7 +352,44 @@
           <w:szCs w:val="28"/>
           <w:lang w:val="en-US"/>
         </w:rPr>
-        <w:t>nơi lưu trữ dữ liệu tạm thời,khả năng đa nhiệm để truy cập CPU truy xuất chạy nhanh nhược điểm khi tắt sẽ mất toàn bộ dữ liệu,dung lượng ít từ 4gb đến16gb</w:t>
+        <w:t>nơi chứa dữ liệu lâu dài khi chủ động xóa,chậm nhưng vẫn giữ tài liệu khi tắt máy,dung lượng l</w:t>
+      </w:r>
+      <w:bookmarkStart w:id="0" w:name="_GoBack"/>
+      <w:bookmarkEnd w:id="0"/>
+      <w:r>
+        <w:rPr>
+          <w:rFonts w:hint="default" w:ascii="Times New Roman" w:hAnsi="Times New Roman" w:cs="Times New Roman"/>
+          <w:b w:val="0"/>
+          <w:bCs w:val="0"/>
+          <w:sz w:val="28"/>
+          <w:szCs w:val="28"/>
+          <w:lang w:val="en-US"/>
+        </w:rPr>
+        <w:t>ớn trên 256gb-vài TB.</w:t>
+      </w:r>
+    </w:p>
+    <w:p>
+      <w:pPr>
+        <w:pStyle w:val="7"/>
+        <w:keepNext w:val="0"/>
+        <w:keepLines w:val="0"/>
+        <w:widowControl/>
+        <w:suppressLineNumbers w:val="0"/>
+        <w:rPr>
+          <w:rFonts w:hint="default" w:ascii="Times New Roman" w:hAnsi="Times New Roman" w:cs="Times New Roman"/>
+          <w:sz w:val="28"/>
+          <w:szCs w:val="28"/>
+          <w:lang w:val="en-US"/>
+        </w:rPr>
+      </w:pPr>
+      <w:r>
+        <w:rPr>
+          <w:rFonts w:hint="default" w:cs="Times New Roman"/>
+          <w:sz w:val="28"/>
+          <w:szCs w:val="28"/>
+          <w:lang w:val="en-US"/>
+        </w:rPr>
+        <w:br w:type="textWrapping"/>
       </w:r>
     </w:p>
     <w:p>
@@ -308,52 +399,20 @@
         <w:keepLines w:val="0"/>
         <w:widowControl/>
         <w:suppressLineNumbers w:val="0"/>
-        <w:bidi w:val="0"/>
-        <w:jc w:val="left"/>
-        <w:rPr>
-          <w:rFonts w:hint="default" w:cs="Times New Roman"/>
-          <w:sz w:val="28"/>
-          <w:szCs w:val="28"/>
-          <w:lang w:val="en-US"/>
+        <w:rPr>
+          <w:rFonts w:hint="default" w:ascii="Times New Roman" w:hAnsi="Times New Roman" w:cs="Times New Roman"/>
+          <w:sz w:val="28"/>
+          <w:szCs w:val="28"/>
         </w:rPr>
       </w:pPr>
       <w:r>
         <w:rPr>
-          <w:rFonts w:hint="default" w:ascii="Times New Roman" w:hAnsi="Times New Roman" w:cs="Times New Roman"/>
-          <w:sz w:val="28"/>
-          <w:szCs w:val="28"/>
-          <w:lang w:val="en-US"/>
-        </w:rPr>
-        <w:br w:type="textWrapping"/>
-      </w:r>
-      <w:r>
-        <w:rPr>
-          <w:rFonts w:hint="default" w:ascii="Times New Roman" w:hAnsi="Times New Roman" w:cs="Times New Roman"/>
-          <w:sz w:val="28"/>
-          <w:szCs w:val="28"/>
-          <w:lang w:val="en-US"/>
-        </w:rPr>
-        <w:t>Storage (Ngăn tủ):</w:t>
-      </w:r>
-      <w:r>
-        <w:rPr>
-          <w:rFonts w:hint="default" w:ascii="Times New Roman" w:hAnsi="Times New Roman" w:cs="Times New Roman"/>
-          <w:sz w:val="28"/>
-          <w:szCs w:val="28"/>
-          <w:lang w:val="en-US"/>
-        </w:rPr>
-        <w:br w:type="textWrapping"/>
-      </w:r>
-      <w:r>
-        <w:rPr>
-          <w:rFonts w:hint="default" w:ascii="Times New Roman" w:hAnsi="Times New Roman" w:cs="Times New Roman"/>
-          <w:b w:val="0"/>
-          <w:bCs w:val="0"/>
-          <w:sz w:val="28"/>
-          <w:szCs w:val="28"/>
-          <w:lang w:val="en-US"/>
-        </w:rPr>
-        <w:t>nơi chứa dữ liệu lâu dài khi chủ động xóa,chậm nhưng vẫn giữ tài liệu khi tắt máy,dung lượng lớn trên 256gb-vài TB.</w:t>
+          <w:rStyle w:val="6"/>
+          <w:rFonts w:hint="default" w:ascii="Times New Roman" w:hAnsi="Times New Roman" w:cs="Times New Roman"/>
+          <w:sz w:val="28"/>
+          <w:szCs w:val="28"/>
+        </w:rPr>
+        <w:t>Phần 2 (Thiết kế):</w:t>
       </w:r>
     </w:p>
     <w:p>
@@ -365,116 +424,68 @@
         <w:suppressLineNumbers w:val="0"/>
         <w:rPr>
           <w:rFonts w:hint="default" w:ascii="Times New Roman" w:hAnsi="Times New Roman" w:cs="Times New Roman"/>
-          <w:sz w:val="28"/>
-          <w:szCs w:val="28"/>
+          <w:sz w:val="32"/>
+          <w:szCs w:val="32"/>
           <w:lang w:val="en-US"/>
         </w:rPr>
       </w:pPr>
       <w:r>
         <w:rPr>
-          <w:rFonts w:hint="default" w:cs="Times New Roman"/>
-          <w:sz w:val="28"/>
-          <w:szCs w:val="28"/>
-          <w:lang w:val="en-US"/>
+          <w:rFonts w:hint="default" w:ascii="Times New Roman" w:hAnsi="Times New Roman" w:cs="Times New Roman"/>
+          <w:sz w:val="28"/>
+          <w:szCs w:val="28"/>
+        </w:rPr>
+        <w:t xml:space="preserve">Vẽ lại sơ đồ Cây thư mục (File Tree) mới trên ổ D: theo đúng </w:t>
+      </w:r>
+      <w:r>
+        <w:rPr>
+          <w:rStyle w:val="8"/>
+          <w:rFonts w:hint="default" w:ascii="Times New Roman" w:hAnsi="Times New Roman" w:cs="Times New Roman"/>
+          <w:sz w:val="28"/>
+          <w:szCs w:val="28"/>
+        </w:rPr>
+        <w:t>quy tắc 4 trụ cột</w:t>
+      </w:r>
+      <w:r>
+        <w:rPr>
+          <w:rFonts w:hint="default" w:ascii="Times New Roman" w:hAnsi="Times New Roman" w:cs="Times New Roman"/>
+          <w:sz w:val="28"/>
+          <w:szCs w:val="28"/>
+        </w:rPr>
+        <w:t xml:space="preserve"> và Naming Convention chuẩn </w:t>
+      </w:r>
+      <w:r>
+        <w:rPr>
+          <w:rStyle w:val="8"/>
+          <w:rFonts w:hint="default" w:ascii="Times New Roman" w:hAnsi="Times New Roman" w:cs="Times New Roman"/>
+          <w:sz w:val="28"/>
+          <w:szCs w:val="28"/>
+        </w:rPr>
+        <w:t>kebab-case</w:t>
+      </w:r>
+      <w:r>
+        <w:rPr>
+          <w:rFonts w:hint="default" w:ascii="Times New Roman" w:hAnsi="Times New Roman" w:cs="Times New Roman"/>
+          <w:sz w:val="28"/>
+          <w:szCs w:val="28"/>
+        </w:rPr>
+        <w:t>.</w:t>
+      </w:r>
+      <w:r>
+        <w:rPr>
+          <w:rFonts w:hint="default" w:ascii="Times New Roman" w:hAnsi="Times New Roman" w:cs="Times New Roman"/>
+          <w:sz w:val="28"/>
+          <w:szCs w:val="28"/>
         </w:rPr>
         <w:br w:type="textWrapping"/>
       </w:r>
-    </w:p>
-    <w:p>
-      <w:pPr>
-        <w:pStyle w:val="3"/>
-        <w:keepNext w:val="0"/>
-        <w:keepLines w:val="0"/>
-        <w:widowControl/>
-        <w:suppressLineNumbers w:val="0"/>
-        <w:rPr>
-          <w:rFonts w:hint="default" w:ascii="Times New Roman" w:hAnsi="Times New Roman" w:cs="Times New Roman"/>
-          <w:sz w:val="28"/>
-          <w:szCs w:val="28"/>
-        </w:rPr>
-      </w:pPr>
-      <w:r>
-        <w:rPr>
-          <w:rStyle w:val="6"/>
-          <w:rFonts w:hint="default" w:ascii="Times New Roman" w:hAnsi="Times New Roman" w:cs="Times New Roman"/>
-          <w:sz w:val="28"/>
-          <w:szCs w:val="28"/>
-        </w:rPr>
-        <w:t>Phần 2 (Thiết kế):</w:t>
-      </w:r>
-    </w:p>
-    <w:p>
-      <w:pPr>
-        <w:pStyle w:val="7"/>
-        <w:keepNext w:val="0"/>
-        <w:keepLines w:val="0"/>
-        <w:widowControl/>
-        <w:suppressLineNumbers w:val="0"/>
-        <w:rPr>
-          <w:rFonts w:hint="default" w:ascii="Times New Roman" w:hAnsi="Times New Roman" w:cs="Times New Roman"/>
-          <w:sz w:val="28"/>
-          <w:szCs w:val="28"/>
-          <w:lang w:val="en-US"/>
-        </w:rPr>
-      </w:pPr>
-      <w:r>
-        <w:rPr>
-          <w:rFonts w:hint="default" w:ascii="Times New Roman" w:hAnsi="Times New Roman" w:cs="Times New Roman"/>
-          <w:sz w:val="28"/>
-          <w:szCs w:val="28"/>
-        </w:rPr>
-        <w:t xml:space="preserve">Vẽ lại sơ đồ Cây thư mục (File Tree) mới trên ổ D: theo đúng </w:t>
-      </w:r>
-      <w:r>
-        <w:rPr>
-          <w:rStyle w:val="8"/>
-          <w:rFonts w:hint="default" w:ascii="Times New Roman" w:hAnsi="Times New Roman" w:cs="Times New Roman"/>
-          <w:sz w:val="28"/>
-          <w:szCs w:val="28"/>
-        </w:rPr>
-        <w:t>quy tắc 4 trụ cột</w:t>
-      </w:r>
-      <w:r>
-        <w:rPr>
-          <w:rFonts w:hint="default" w:ascii="Times New Roman" w:hAnsi="Times New Roman" w:cs="Times New Roman"/>
-          <w:sz w:val="28"/>
-          <w:szCs w:val="28"/>
-        </w:rPr>
-        <w:t xml:space="preserve"> và Naming Convention chuẩn </w:t>
-      </w:r>
-      <w:r>
-        <w:rPr>
-          <w:rStyle w:val="8"/>
-          <w:rFonts w:hint="default" w:ascii="Times New Roman" w:hAnsi="Times New Roman" w:cs="Times New Roman"/>
-          <w:sz w:val="28"/>
-          <w:szCs w:val="28"/>
-        </w:rPr>
-        <w:t>kebab-case</w:t>
-      </w:r>
-      <w:r>
-        <w:rPr>
-          <w:rFonts w:hint="default" w:ascii="Times New Roman" w:hAnsi="Times New Roman" w:cs="Times New Roman"/>
-          <w:sz w:val="28"/>
-          <w:szCs w:val="28"/>
-        </w:rPr>
-        <w:t>.</w:t>
-      </w:r>
-      <w:r>
-        <w:rPr>
-          <w:rFonts w:hint="default" w:ascii="Times New Roman" w:hAnsi="Times New Roman" w:cs="Times New Roman"/>
-          <w:sz w:val="28"/>
-          <w:szCs w:val="28"/>
-        </w:rPr>
-        <w:br w:type="textWrapping"/>
-      </w:r>
-      <w:r>
-        <w:rPr>
-          <w:rFonts w:hint="default" w:cs="Times New Roman"/>
-          <w:sz w:val="28"/>
-          <w:szCs w:val="28"/>
-          <w:lang w:val="en-US"/>
-        </w:rPr>
-        <w:t>D:\IT108-K26-session_02\codex\index.html</w:t>
+      <w:r>
+        <w:rPr>
+          <w:rFonts w:hint="default" w:ascii="Times New Roman" w:hAnsi="Times New Roman" w:eastAsia="SimSun" w:cs="Times New Roman"/>
+          <w:sz w:val="32"/>
+          <w:szCs w:val="32"/>
+        </w:rPr>
+        <w:t>D:\code\shopee-lite\</w:t>
       </w:r>
     </w:p>
     <w:p>
@@ -501,152 +512,15 @@
 <file path=word/numbering.xml><?xml version="1.0" encoding="utf-8"?>
 <w:numbering xmlns:wpc="http://schemas.microsoft.com/office/word/2010/wordprocessingCanvas" xmlns:mc="http://schemas.openxmlformats.org/markup-compatibility/2006" xmlns:o="urn:schemas-microsoft-com:office:office" xmlns:r="http://schemas.openxmlformats.org/officeDocument/2006/relationships" xmlns:m="http://schemas.openxmlformats.org/officeDocument/2006/math" xmlns:v="urn:schemas-microsoft-com:vml" xmlns:wp14="http://schemas.microsoft.com/office/word/2010/wordprocessingDrawing" xmlns:wp="http://schemas.openxmlformats.org/drawingml/2006/wordprocessingDrawing" xmlns:w10="urn:schemas-microsoft-com:office:word" xmlns:w="http://schemas.openxmlformats.org/wordprocessingml/2006/main" xmlns:w14="http://schemas.microsoft.com/office/word/2010/wordml" xmlns:wpg="http://schemas.microsoft.com/office/word/2010/wordprocessingGroup" xmlns:wpi="http://schemas.microsoft.com/office/word/2010/wordprocessingInk" xmlns:wne="http://schemas.microsoft.com/office/word/2006/wordml" xmlns:wps="http://schemas.microsoft.com/office/word/2010/wordprocessingShape" xmlns:wpsCustomData="http://www.wps.cn/officeDocument/2013/wpsCustomData" mc:Ignorable="w14 wp14">
   <w:abstractNum w:abstractNumId="0">
-    <w:nsid w:val="60B0F20E"/>
-    <w:multiLevelType w:val="multilevel"/>
-    <w:tmpl w:val="60B0F20E"/>
+    <w:nsid w:val="393040D4"/>
+    <w:multiLevelType w:val="singleLevel"/>
+    <w:tmpl w:val="393040D4"/>
     <w:lvl w:ilvl="0" w:tentative="0">
       <w:start w:val="1"/>
-      <w:numFmt w:val="bullet"/>
-      <w:lvlText w:val=""/>
+      <w:numFmt w:val="decimal"/>
+      <w:suff w:val="space"/>
+      <w:lvlText w:val="%1."/>
       <w:lvlJc w:val="left"/>
-      <w:pPr>
-        <w:tabs>
-          <w:tab w:val="left" w:pos="720"/>
-        </w:tabs>
-        <w:ind w:left="720" w:hanging="360"/>
-      </w:pPr>
-      <w:rPr>
-        <w:rFonts w:ascii="Symbol" w:hAnsi="Symbol" w:cs="Symbol"/>
-        <w:sz w:val="20"/>
-      </w:rPr>
-    </w:lvl>
-    <w:lvl w:ilvl="1" w:tentative="0">
-      <w:start w:val="1"/>
-      <w:numFmt w:val="bullet"/>
-      <w:lvlText w:val="o"/>
-      <w:lvlJc w:val="left"/>
-      <w:pPr>
-        <w:tabs>
-          <w:tab w:val="left" w:pos="1440"/>
-        </w:tabs>
-        <w:ind w:left="1440" w:hanging="360"/>
-      </w:pPr>
-      <w:rPr>
-        <w:rFonts w:ascii="Courier New" w:hAnsi="Courier New" w:cs="Courier New"/>
-        <w:sz w:val="20"/>
-      </w:rPr>
-    </w:lvl>
-    <w:lvl w:ilvl="2" w:tentative="0">
-      <w:start w:val="1"/>
-      <w:numFmt w:val="bullet"/>
-      <w:lvlText w:val=""/>
-      <w:lvlJc w:val="left"/>
-      <w:pPr>
-        <w:tabs>
-          <w:tab w:val="left" w:pos="2160"/>
-        </w:tabs>
-        <w:ind w:left="2160" w:hanging="360"/>
-      </w:pPr>
-      <w:rPr>
-        <w:rFonts w:ascii="Wingdings" w:hAnsi="Wingdings" w:cs="Wingdings"/>
-        <w:sz w:val="20"/>
-      </w:rPr>
-    </w:lvl>
-    <w:lvl w:ilvl="3" w:tentative="0">
-      <w:start w:val="1"/>
-      <w:numFmt w:val="bullet"/>
-      <w:lvlText w:val=""/>
-      <w:lvlJc w:val="left"/>
-      <w:pPr>
-        <w:tabs>
-          <w:tab w:val="left" w:pos="2880"/>
-        </w:tabs>
-        <w:ind w:left="2880" w:hanging="360"/>
-      </w:pPr>
-      <w:rPr>
-        <w:rFonts w:hint="default" w:ascii="Wingdings" w:hAnsi="Wingdings" w:cs="Wingdings"/>
-        <w:sz w:val="20"/>
-      </w:rPr>
-    </w:lvl>
-    <w:lvl w:ilvl="4" w:tentative="0">
-      <w:start w:val="1"/>
-      <w:numFmt w:val="bullet"/>
-      <w:lvlText w:val=""/>
-      <w:lvlJc w:val="left"/>
-      <w:pPr>
-        <w:tabs>
-          <w:tab w:val="left" w:pos="3600"/>
-        </w:tabs>
-        <w:ind w:left="3600" w:hanging="360"/>
-      </w:pPr>
-      <w:rPr>
-        <w:rFonts w:hint="default" w:ascii="Wingdings" w:hAnsi="Wingdings" w:cs="Wingdings"/>
-        <w:sz w:val="20"/>
-      </w:rPr>
-    </w:lvl>
-    <w:lvl w:ilvl="5" w:tentative="0">
-      <w:start w:val="1"/>
-      <w:numFmt w:val="bullet"/>
-      <w:lvlText w:val=""/>
-      <w:lvlJc w:val="left"/>
-      <w:pPr>
-        <w:tabs>
-          <w:tab w:val="left" w:pos="4320"/>
-        </w:tabs>
-        <w:ind w:left="4320" w:hanging="360"/>
-      </w:pPr>
-      <w:rPr>
-        <w:rFonts w:hint="default" w:ascii="Wingdings" w:hAnsi="Wingdings" w:cs="Wingdings"/>
-        <w:sz w:val="20"/>
-      </w:rPr>
-    </w:lvl>
-    <w:lvl w:ilvl="6" w:tentative="0">
-      <w:start w:val="1"/>
-      <w:numFmt w:val="bullet"/>
-      <w:lvlText w:val=""/>
-      <w:lvlJc w:val="left"/>
-      <w:pPr>
-        <w:tabs>
-          <w:tab w:val="left" w:pos="5040"/>
-        </w:tabs>
-        <w:ind w:left="5040" w:hanging="360"/>
-      </w:pPr>
-      <w:rPr>
-        <w:rFonts w:hint="default" w:ascii="Wingdings" w:hAnsi="Wingdings" w:cs="Wingdings"/>
-        <w:sz w:val="20"/>
-      </w:rPr>
-    </w:lvl>
-    <w:lvl w:ilvl="7" w:tentative="0">
-      <w:start w:val="1"/>
-      <w:numFmt w:val="bullet"/>
-      <w:lvlText w:val=""/>
-      <w:lvlJc w:val="left"/>
-      <w:pPr>
-        <w:tabs>
-          <w:tab w:val="left" w:pos="5760"/>
-        </w:tabs>
-        <w:ind w:left="5760" w:hanging="360"/>
-      </w:pPr>
-      <w:rPr>
-        <w:rFonts w:hint="default" w:ascii="Wingdings" w:hAnsi="Wingdings" w:cs="Wingdings"/>
-        <w:sz w:val="20"/>
-      </w:rPr>
-    </w:lvl>
-    <w:lvl w:ilvl="8" w:tentative="0">
-      <w:start w:val="1"/>
-      <w:numFmt w:val="bullet"/>
-      <w:lvlText w:val=""/>
-      <w:lvlJc w:val="left"/>
-      <w:pPr>
-        <w:tabs>
-          <w:tab w:val="left" w:pos="6480"/>
-        </w:tabs>
-        <w:ind w:left="6480" w:hanging="360"/>
-      </w:pPr>
-      <w:rPr>
-        <w:rFonts w:hint="default" w:ascii="Wingdings" w:hAnsi="Wingdings" w:cs="Wingdings"/>
-        <w:sz w:val="20"/>
-      </w:rPr>
     </w:lvl>
   </w:abstractNum>
   <w:num w:numId="1">
